--- a/Templates/ипотека/обычная ипотека решения/реш_рез представители солидарное обычная ипот.docx
+++ b/Templates/ипотека/обычная ипотека решения/реш_рез представители солидарное обычная ипот.docx
@@ -602,7 +602,7 @@
       <w:pPr>
         <w:pStyle w:val="1"/>
         <w:ind w:firstLine="708"/>
-        <w:jc w:val="both"/>
+        <w:jc w:val="right"/>
         <w:rPr>
           <w:b w:val="0"/>
           <w:sz w:val="26"/>

--- a/Templates/ипотека/обычная ипотека решения/реш_рез представители солидарное обычная ипот.docx
+++ b/Templates/ипотека/обычная ипотека решения/реш_рез представители солидарное обычная ипот.docx
@@ -601,22 +601,33 @@
     <w:p>
       <w:pPr>
         <w:pStyle w:val="1"/>
+        <w:tabs>
+          <w:tab w:pos="9355" w:val="right"/>
+        </w:tabs>
         <w:ind w:firstLine="708"/>
-        <w:jc w:val="right"/>
-        <w:rPr>
-          <w:b w:val="0"/>
-          <w:sz w:val="26"/>
-          <w:szCs w:val="26"/>
-        </w:rPr>
-      </w:pPr>
-      <w:r>
-        <w:rPr>
-          <w:b w:val="0"/>
-          <w:sz w:val="26"/>
-          <w:szCs w:val="26"/>
-        </w:rPr>
-        <w:lastRenderedPageBreak/>
-        <w:t>Судья                                                                                          [415]</w:t>
+        <w:jc w:val="left"/>
+        <w:rPr>
+          <w:b w:val="0"/>
+          <w:sz w:val="26"/>
+          <w:szCs w:val="26"/>
+        </w:rPr>
+      </w:pPr>
+      <w:r>
+        <w:rPr>
+          <w:b w:val="0"/>
+          <w:sz w:val="26"/>
+          <w:szCs w:val="26"/>
+        </w:rPr>
+        <w:t>Судья</w:t>
+      </w:r>
+      <w:r>
+        <w:rPr>
+          <w:b w:val="0"/>
+          <w:sz w:val="26"/>
+          <w:szCs w:val="26"/>
+        </w:rPr>
+        <w:tab/>
+        <w:t>[415]</w:t>
       </w:r>
     </w:p>
     <w:p/>

--- a/Templates/ипотека/обычная ипотека решения/реш_рез представители солидарное обычная ипот.docx
+++ b/Templates/ипотека/обычная ипотека решения/реш_рез представители солидарное обычная ипот.docx
@@ -5,7 +5,7 @@
     <w:p>
       <w:pPr>
         <w:spacing w:after="0" w:line="240" w:lineRule="auto"/>
-        <w:jc w:val="center"/>
+        <w:jc w:val="right"/>
         <w:rPr>
           <w:rFonts w:ascii="Times New Roman" w:eastAsia="Times New Roman" w:hAnsi="Times New Roman"/>
           <w:b/>
@@ -130,20 +130,39 @@
     <w:p>
       <w:pPr>
         <w:pStyle w:val="1"/>
-        <w:jc w:val="both"/>
-        <w:rPr>
-          <w:b w:val="0"/>
-          <w:sz w:val="26"/>
-          <w:szCs w:val="26"/>
-        </w:rPr>
-      </w:pPr>
-      <w:r>
-        <w:rPr>
-          <w:b w:val="0"/>
-          <w:sz w:val="26"/>
-          <w:szCs w:val="26"/>
-        </w:rPr>
-        <w:t xml:space="preserve">[7]                                                                                                                  [1307]                                                                   </w:t>
+        <w:tabs>
+          <w:tab w:val="right" w:pos="9355"/>
+        </w:tabs>
+        <w:jc w:val="left"/>
+        <w:rPr>
+          <w:b w:val="0"/>
+          <w:sz w:val="26"/>
+          <w:szCs w:val="26"/>
+        </w:rPr>
+      </w:pPr>
+      <w:r>
+        <w:rPr>
+          <w:b w:val="0"/>
+          <w:sz w:val="26"/>
+          <w:szCs w:val="26"/>
+        </w:rPr>
+        <w:t xml:space="preserve">[7]</w:t>
+      </w:r>
+      <w:r>
+        <w:rPr>
+          <w:b w:val="0"/>
+          <w:sz w:val="26"/>
+          <w:szCs w:val="26"/>
+        </w:rPr>
+        <w:tab/>
+      </w:r>
+      <w:r>
+        <w:rPr>
+          <w:b w:val="0"/>
+          <w:sz w:val="26"/>
+          <w:szCs w:val="26"/>
+        </w:rPr>
+        <w:t xml:space="preserve">[1307]</w:t>
       </w:r>
     </w:p>
     <w:p>
@@ -551,7 +570,25 @@
           <w:sz w:val="26"/>
           <w:szCs w:val="26"/>
         </w:rPr>
-        <w:t>Определить способ реализации квартиры в виде [1234], установив начальную продажную цену квартиры в размере [1225].</w:t>
+        <w:t xml:space="preserve">Определить способ реализации квартиры в виде </w:t>
+      </w:r>
+      <w:r>
+        <w:rPr>
+          <w:rFonts w:ascii="Times New Roman" w:hAnsi="Times New Roman"/>
+          <w:sz w:val="26"/>
+          <w:szCs w:val="26"/>
+        </w:rPr>
+        <w:t>продажи с публичных торгов</w:t>
+      </w:r>
+      <w:bookmarkStart w:id="0" w:name="_GoBack"/>
+      <w:bookmarkEnd w:id="0"/>
+      <w:r>
+        <w:rPr>
+          <w:rFonts w:ascii="Times New Roman" w:hAnsi="Times New Roman"/>
+          <w:sz w:val="26"/>
+          <w:szCs w:val="26"/>
+        </w:rPr>
+        <w:t>, установив начальную продажную цену квартиры в размере [1225].</w:t>
       </w:r>
     </w:p>
     <w:p>
@@ -563,21 +600,17 @@
           <w:rFonts w:ascii="Times New Roman" w:hAnsi="Times New Roman"/>
           <w:sz w:val="26"/>
           <w:szCs w:val="26"/>
-          <w:lang w:val="en-US"/>
-        </w:rPr>
-      </w:pPr>
-      <w:bookmarkStart w:id="0" w:name="_GoBack"/>
-      <w:r>
-        <w:rPr>
-          <w:rFonts w:ascii="Times New Roman" w:hAnsi="Times New Roman"/>
-          <w:sz w:val="26"/>
-          <w:szCs w:val="26"/>
-          <w:lang w:val="en-US"/>
+        </w:rPr>
+      </w:pPr>
+      <w:r>
+        <w:rPr>
+          <w:rFonts w:ascii="Times New Roman" w:hAnsi="Times New Roman"/>
+          <w:sz w:val="26"/>
+          <w:szCs w:val="26"/>
         </w:rPr>
         <w:t>[889]</w:t>
       </w:r>
     </w:p>
-    <w:bookmarkEnd w:id="0"/>
     <w:p>
       <w:pPr>
         <w:spacing w:after="0" w:line="240" w:lineRule="auto"/>
@@ -602,7 +635,7 @@
       <w:pPr>
         <w:pStyle w:val="1"/>
         <w:tabs>
-          <w:tab w:pos="9355" w:val="right"/>
+          <w:tab w:val="right" w:pos="9355"/>
         </w:tabs>
         <w:ind w:firstLine="708"/>
         <w:jc w:val="left"/>
@@ -618,6 +651,7 @@
           <w:sz w:val="26"/>
           <w:szCs w:val="26"/>
         </w:rPr>
+        <w:lastRenderedPageBreak/>
         <w:t>Судья</w:t>
       </w:r>
       <w:r>
@@ -831,7 +865,6 @@
   <w:style w:type="character" w:default="1" w:styleId="a0">
     <w:name w:val="Default Paragraph Font"/>
     <w:uiPriority w:val="1"/>
-    <w:semiHidden/>
     <w:unhideWhenUsed/>
   </w:style>
   <w:style w:type="table" w:default="1" w:styleId="a1">
@@ -1118,7 +1151,6 @@
   <w:style w:type="character" w:default="1" w:styleId="a0">
     <w:name w:val="Default Paragraph Font"/>
     <w:uiPriority w:val="1"/>
-    <w:semiHidden/>
     <w:unhideWhenUsed/>
   </w:style>
   <w:style w:type="table" w:default="1" w:styleId="a1">

--- a/Templates/ипотека/обычная ипотека решения/реш_рез представители солидарное обычная ипот.docx
+++ b/Templates/ипотека/обычная ипотека решения/реш_рез представители солидарное обычная ипот.docx
@@ -635,7 +635,7 @@
       <w:pPr>
         <w:pStyle w:val="1"/>
         <w:tabs>
-          <w:tab w:val="right" w:pos="9355"/>
+          <w:tab w:pos="9355" w:val="right"/>
         </w:tabs>
         <w:ind w:firstLine="708"/>
         <w:jc w:val="left"/>

--- a/Templates/ипотека/обычная ипотека решения/реш_рез представители солидарное обычная ипот.docx
+++ b/Templates/ипотека/обычная ипотека решения/реш_рез представители солидарное обычная ипот.docx
@@ -146,7 +146,7 @@
           <w:sz w:val="26"/>
           <w:szCs w:val="26"/>
         </w:rPr>
-        <w:t xml:space="preserve">[7]</w:t>
+        <w:t>[7]</w:t>
       </w:r>
       <w:r>
         <w:rPr>
@@ -155,14 +155,7 @@
           <w:szCs w:val="26"/>
         </w:rPr>
         <w:tab/>
-      </w:r>
-      <w:r>
-        <w:rPr>
-          <w:b w:val="0"/>
-          <w:sz w:val="26"/>
-          <w:szCs w:val="26"/>
-        </w:rPr>
-        <w:t xml:space="preserve">[1307]</w:t>
+        <w:t>[1307]</w:t>
       </w:r>
     </w:p>
     <w:p>
@@ -333,7 +326,34 @@
           <w:sz w:val="26"/>
           <w:szCs w:val="26"/>
         </w:rPr>
-        <w:t>рассмотрев в открытом судебном заседании гражданское дело по исковому заявлению [989] к [1402.1], [1402.2] о расторжении кредитного договора,  взыскании задолженности по кредитному договору, обращении взыскания на заложенное имущество,</w:t>
+        <w:t>рассмотрев в открытом судебном заседании гражданское дело по исковому заявлению [989] к [1402.1], [1402.2] о расторжении кредитного договора,  взыскании задолженности по кредитному договору</w:t>
+      </w:r>
+      <w:r>
+        <w:rPr>
+          <w:rFonts w:ascii="Times New Roman" w:hAnsi="Times New Roman"/>
+          <w:sz w:val="26"/>
+          <w:szCs w:val="26"/>
+        </w:rPr>
+        <w:t xml:space="preserve"> </w:t>
+      </w:r>
+      <w:bookmarkStart w:id="0" w:name="_GoBack"/>
+      <w:bookmarkEnd w:id="0"/>
+      <w:r>
+        <w:rPr>
+          <w:rFonts w:ascii="Times New Roman" w:hAnsi="Times New Roman"/>
+          <w:bCs/>
+          <w:sz w:val="25"/>
+          <w:szCs w:val="25"/>
+        </w:rPr>
+        <w:t>от [100] № [110]</w:t>
+      </w:r>
+      <w:r>
+        <w:rPr>
+          <w:rFonts w:ascii="Times New Roman" w:hAnsi="Times New Roman"/>
+          <w:sz w:val="26"/>
+          <w:szCs w:val="26"/>
+        </w:rPr>
+        <w:t>, обращении взыскания на заложенное имущество,</w:t>
       </w:r>
     </w:p>
     <w:p>
@@ -580,8 +600,6 @@
         </w:rPr>
         <w:t>продажи с публичных торгов</w:t>
       </w:r>
-      <w:bookmarkStart w:id="0" w:name="_GoBack"/>
-      <w:bookmarkEnd w:id="0"/>
       <w:r>
         <w:rPr>
           <w:rFonts w:ascii="Times New Roman" w:hAnsi="Times New Roman"/>
@@ -635,7 +653,7 @@
       <w:pPr>
         <w:pStyle w:val="1"/>
         <w:tabs>
-          <w:tab w:pos="9355" w:val="right"/>
+          <w:tab w:val="right" w:pos="9355"/>
         </w:tabs>
         <w:ind w:firstLine="708"/>
         <w:jc w:val="left"/>
@@ -865,6 +883,7 @@
   <w:style w:type="character" w:default="1" w:styleId="a0">
     <w:name w:val="Default Paragraph Font"/>
     <w:uiPriority w:val="1"/>
+    <w:semiHidden/>
     <w:unhideWhenUsed/>
   </w:style>
   <w:style w:type="table" w:default="1" w:styleId="a1">
@@ -1151,6 +1170,7 @@
   <w:style w:type="character" w:default="1" w:styleId="a0">
     <w:name w:val="Default Paragraph Font"/>
     <w:uiPriority w:val="1"/>
+    <w:semiHidden/>
     <w:unhideWhenUsed/>
   </w:style>
   <w:style w:type="table" w:default="1" w:styleId="a1">
